--- a/MAS-TRM/CSW-MAS-TRM-Compliance-Report.docx
+++ b/MAS-TRM/CSW-MAS-TRM-Compliance-Report.docx
@@ -171,6 +171,62 @@
     </w:p>
     <w:bookmarkEnd w:id="11"/>
     <w:bookmarkStart w:id="12" w:name="executive-summary"/>
+    <w:p>
+      <w:pPr>
+        <w:pStyle w:val="Heading2"/>
+      </w:pPr>
+      <w:r>
+        <w:t>How to read the coverage words</w:t>
+      </w:r>
+    </w:p>
+    <w:p>
+      <w:pPr/>
+      <w:r>
+        <w:rPr>
+          <w:b/>
+        </w:rPr>
+        <w:t>Full Coverage</w:t>
+      </w:r>
+      <w:r>
+        <w:t xml:space="preserve"> on the older reports means Secure Workload can produce that row's artifact. It does not mean the control is met.</w:t>
+      </w:r>
+    </w:p>
+    <w:p>
+      <w:pPr/>
+      <w:r>
+        <w:rPr>
+          <w:b/>
+        </w:rPr>
+        <w:t>Partial Coverage</w:t>
+      </w:r>
+      <w:r>
+        <w:t xml:space="preserve"> means file that export next to another control.</w:t>
+      </w:r>
+    </w:p>
+    <w:p>
+      <w:pPr/>
+      <w:r>
+        <w:rPr>
+          <w:b/>
+        </w:rPr>
+        <w:t>Evidence Required</w:t>
+      </w:r>
+      <w:r>
+        <w:t xml:space="preserve"> means Secure Workload has no record. The customer files the contract, the analysis, or the HR or physical-security evidence.</w:t>
+      </w:r>
+    </w:p>
+    <w:p>
+      <w:pPr/>
+      <w:r>
+        <w:rPr>
+          <w:b/>
+        </w:rPr>
+        <w:t>Direct, Supporting, and Out of scope</w:t>
+      </w:r>
+      <w:r>
+        <w:t xml:space="preserve"> on the newer reports are the same idea in different words. Direct is still evidence, not a pass.</w:t>
+      </w:r>
+    </w:p>
     <w:p>
       <w:pPr>
         <w:pStyle w:val="Heading2"/>

--- a/MAS-TRM/CSW-MAS-TRM-Compliance-Report.docx
+++ b/MAS-TRM/CSW-MAS-TRM-Compliance-Report.docx
@@ -10,7 +10,7 @@
         <w:t xml:space="preserve">Cisco Secure Workload - MAS TRM Compliance Report</w:t>
       </w:r>
     </w:p>
-    <w:bookmarkStart w:id="22" w:name="X70c65b2032de2123c4fb136120b33c6a459e70c"/>
+    <w:bookmarkStart w:id="23" w:name="X70c65b2032de2123c4fb136120b33c6a459e70c"/>
     <w:p>
       <w:pPr>
         <w:pStyle w:val="Heading1"/>
@@ -170,63 +170,103 @@
       </w:r>
     </w:p>
     <w:bookmarkEnd w:id="11"/>
-    <w:bookmarkStart w:id="12" w:name="executive-summary"/>
+    <w:bookmarkStart w:id="12" w:name="how-to-read-the-coverage-column"/>
     <w:p>
       <w:pPr>
         <w:pStyle w:val="Heading2"/>
       </w:pPr>
       <w:r>
-        <w:t>How to read the coverage words</w:t>
-      </w:r>
-    </w:p>
-    <w:p>
-      <w:pPr/>
+        <w:t xml:space="preserve">How to read the Coverage column</w:t>
+      </w:r>
+    </w:p>
+    <w:p>
+      <w:pPr>
+        <w:pStyle w:val="FirstParagraph"/>
+      </w:pPr>
+      <w:r>
+        <w:t xml:space="preserve">Every report in this set uses the same three coverage words. Coverage describes</w:t>
+      </w:r>
+      <w:r>
+        <w:t xml:space="preserve"> </w:t>
+      </w:r>
       <w:r>
         <w:rPr>
           <w:b/>
+          <w:bCs/>
         </w:rPr>
-        <w:t>Full Coverage</w:t>
-      </w:r>
-      <w:r>
-        <w:t xml:space="preserve"> on the older reports means Secure Workload can produce that row's artifact. It does not mean the control is met.</w:t>
-      </w:r>
-    </w:p>
-    <w:p>
-      <w:pPr/>
+        <w:t xml:space="preserve">what evidence CSW produces</w:t>
+      </w:r>
+      <w:r>
+        <w:t xml:space="preserve"> </w:t>
+      </w:r>
+      <w:r>
+        <w:t xml:space="preserve">for a topic — it never means the control is passed.</w:t>
+      </w:r>
+    </w:p>
+    <w:p>
+      <w:pPr>
+        <w:pStyle w:val="BodyText"/>
+      </w:pPr>
       <w:r>
         <w:rPr>
           <w:b/>
+          <w:bCs/>
         </w:rPr>
-        <w:t>Partial Coverage</w:t>
-      </w:r>
-      <w:r>
-        <w:t xml:space="preserve"> means file that export next to another control.</w:t>
-      </w:r>
-    </w:p>
-    <w:p>
-      <w:pPr/>
+        <w:t xml:space="preserve">Direct</w:t>
+      </w:r>
+      <w:r>
+        <w:t xml:space="preserve"> </w:t>
+      </w:r>
+      <w:r>
+        <w:t xml:space="preserve">— Secure Workload produces the primary evidence artifact for that topic (segmentation, policy, flow/process telemetry, inventory, vulnerability + reachability, forensic reconstruction). Direct is still evidence, not an attestation.</w:t>
+      </w:r>
+    </w:p>
+    <w:p>
+      <w:pPr>
+        <w:pStyle w:val="BodyText"/>
+      </w:pPr>
       <w:r>
         <w:rPr>
           <w:b/>
+          <w:bCs/>
         </w:rPr>
-        <w:t>Evidence Required</w:t>
-      </w:r>
-      <w:r>
-        <w:t xml:space="preserve"> means Secure Workload has no record. The customer files the contract, the analysis, or the HR or physical-security evidence.</w:t>
-      </w:r>
-    </w:p>
-    <w:p>
-      <w:pPr/>
+        <w:t xml:space="preserve">Supporting</w:t>
+      </w:r>
+      <w:r>
+        <w:t xml:space="preserve"> </w:t>
+      </w:r>
+      <w:r>
+        <w:t xml:space="preserve">— Secure Workload contributes an input that feeds or complements another control, tool, or process (e.g. detection input only, reconciled against an external register, one log source among several).</w:t>
+      </w:r>
+    </w:p>
+    <w:p>
+      <w:pPr>
+        <w:pStyle w:val="BodyText"/>
+      </w:pPr>
       <w:r>
         <w:rPr>
           <w:b/>
+          <w:bCs/>
         </w:rPr>
-        <w:t>Direct, Supporting, and Out of scope</w:t>
-      </w:r>
-      <w:r>
-        <w:t xml:space="preserve"> on the newer reports are the same idea in different words. Direct is still evidence, not a pass.</w:t>
-      </w:r>
-    </w:p>
+        <w:t xml:space="preserve">Evidence Required</w:t>
+      </w:r>
+      <w:r>
+        <w:t xml:space="preserve"> </w:t>
+      </w:r>
+      <w:r>
+        <w:t xml:space="preserve">— Secure Workload has no record for this topic. The customer supplies the contract, the analysis, or the HR / physical-security evidence from another control.</w:t>
+      </w:r>
+    </w:p>
+    <w:p>
+      <w:pPr>
+        <w:pStyle w:val="BlockText"/>
+      </w:pPr>
+      <w:r>
+        <w:t xml:space="preserve">The Coverage ratings in the topic map below are machine-derived from each row’s wording and are flagged for SE review before customer use.</w:t>
+      </w:r>
+    </w:p>
+    <w:bookmarkEnd w:id="12"/>
+    <w:bookmarkStart w:id="13" w:name="executive-summary"/>
     <w:p>
       <w:pPr>
         <w:pStyle w:val="Heading2"/>
@@ -287,8 +327,8 @@
         <w:t xml:space="preserve">a control attestation.</w:t>
       </w:r>
     </w:p>
-    <w:bookmarkEnd w:id="12"/>
-    <w:bookmarkStart w:id="13" w:name="suggested-csw-scope-pattern"/>
+    <w:bookmarkEnd w:id="13"/>
+    <w:bookmarkStart w:id="14" w:name="suggested-csw-scope-pattern"/>
     <w:p>
       <w:pPr>
         <w:pStyle w:val="Heading2"/>
@@ -352,8 +392,8 @@
         <w:t xml:space="preserve">This scope pattern should be validated with the customer’s architecture, application owners, compliance team, and assessor before it is used for formal evidence.</w:t>
       </w:r>
     </w:p>
-    <w:bookmarkEnd w:id="13"/>
-    <w:bookmarkStart w:id="14" w:name="in-scope-for-csw-evidence"/>
+    <w:bookmarkEnd w:id="14"/>
+    <w:bookmarkStart w:id="15" w:name="in-scope-for-csw-evidence"/>
     <w:p>
       <w:pPr>
         <w:pStyle w:val="Heading2"/>
@@ -446,8 +486,8 @@
         <w:t xml:space="preserve">IT Audit (evidence pack inputs)</w:t>
       </w:r>
     </w:p>
-    <w:bookmarkEnd w:id="14"/>
-    <w:bookmarkStart w:id="15" w:name="Xaed999129ed4b1f11f99b5af2968248bad86dd6"/>
+    <w:bookmarkEnd w:id="15"/>
+    <w:bookmarkStart w:id="16" w:name="Xaed999129ed4b1f11f99b5af2968248bad86dd6"/>
     <w:p>
       <w:pPr>
         <w:pStyle w:val="Heading2"/>
@@ -528,8 +568,8 @@
         <w:t xml:space="preserve">MAS reporting / notification decisions</w:t>
       </w:r>
     </w:p>
-    <w:bookmarkEnd w:id="15"/>
-    <w:bookmarkStart w:id="16" w:name="framework-topic-csw-capability-map"/>
+    <w:bookmarkEnd w:id="16"/>
+    <w:bookmarkStart w:id="17" w:name="framework-topic-csw-capability-map"/>
     <w:p>
       <w:pPr>
         <w:pStyle w:val="Heading2"/>
@@ -544,390 +584,14 @@
         <w:tblW w:type="pct" w:w="5000"/>
         <w:tblLayout w:type="fixed"/>
         <w:tblLook w:firstRow="1" w:lastRow="0" w:firstColumn="0" w:lastColumn="0" w:noHBand="0" w:noVBand="0" w:val="0020"/>
-      </w:tblPr>
-      <w:tblGrid>
-        <w:gridCol w:w="2640"/>
-        <w:gridCol w:w="2640"/>
-        <w:gridCol w:w="2640"/>
-      </w:tblGrid>
-      <w:tr>
-        <w:trPr>
-          <w:tblHeader w:val="on"/>
-        </w:trPr>
-        <w:tc>
-          <w:tcPr/>
-          <w:p>
-            <w:pPr>
-              <w:pStyle w:val="Compact"/>
-            </w:pPr>
-            <w:r>
-              <w:t xml:space="preserve">Framework topic</w:t>
-            </w:r>
-          </w:p>
-        </w:tc>
-        <w:tc>
-          <w:tcPr/>
-          <w:p>
-            <w:pPr>
-              <w:pStyle w:val="Compact"/>
-            </w:pPr>
-            <w:r>
-              <w:t xml:space="preserve">CSW capability</w:t>
-            </w:r>
-          </w:p>
-        </w:tc>
-        <w:tc>
-          <w:tcPr/>
-          <w:p>
-            <w:pPr>
-              <w:pStyle w:val="Compact"/>
-            </w:pPr>
-            <w:r>
-              <w:t xml:space="preserve">Evidence artifact</w:t>
-            </w:r>
-          </w:p>
-        </w:tc>
-      </w:tr>
-      <w:tr>
-        <w:tc>
-          <w:tcPr/>
-          <w:p>
-            <w:pPr>
-              <w:pStyle w:val="Compact"/>
-            </w:pPr>
-            <w:r>
-              <w:t xml:space="preserve">Technology asset inventory</w:t>
-            </w:r>
-          </w:p>
-        </w:tc>
-        <w:tc>
-          <w:tcPr/>
-          <w:p>
-            <w:pPr>
-              <w:pStyle w:val="Compact"/>
-            </w:pPr>
-            <w:r>
-              <w:t xml:space="preserve">Workload inventory; scope + label export</w:t>
-            </w:r>
-          </w:p>
-        </w:tc>
-        <w:tc>
-          <w:tcPr/>
-          <w:p>
-            <w:pPr>
-              <w:pStyle w:val="Compact"/>
-            </w:pPr>
-            <w:r>
-              <w:t xml:space="preserve">Inventory export reconciled to institution CMDB</w:t>
-            </w:r>
-          </w:p>
-        </w:tc>
-      </w:tr>
-      <w:tr>
-        <w:tc>
-          <w:tcPr/>
-          <w:p>
-            <w:pPr>
-              <w:pStyle w:val="Compact"/>
-            </w:pPr>
-            <w:r>
-              <w:t xml:space="preserve">Information security risk assessment</w:t>
-            </w:r>
-          </w:p>
-        </w:tc>
-        <w:tc>
-          <w:tcPr/>
-          <w:p>
-            <w:pPr>
-              <w:pStyle w:val="Compact"/>
-            </w:pPr>
-            <w:r>
-              <w:t xml:space="preserve">Vulnerability + reachability report</w:t>
-            </w:r>
-          </w:p>
-        </w:tc>
-        <w:tc>
-          <w:tcPr/>
-          <w:p>
-            <w:pPr>
-              <w:pStyle w:val="Compact"/>
-            </w:pPr>
-            <w:r>
-              <w:t xml:space="preserve">Reachability-weighted exposure summary scoped to MAS-TRM</w:t>
-            </w:r>
-          </w:p>
-        </w:tc>
-      </w:tr>
-      <w:tr>
-        <w:tc>
-          <w:tcPr/>
-          <w:p>
-            <w:pPr>
-              <w:pStyle w:val="Compact"/>
-            </w:pPr>
-            <w:r>
-              <w:t xml:space="preserve">Access control (network access layer)</w:t>
-            </w:r>
-          </w:p>
-        </w:tc>
-        <w:tc>
-          <w:tcPr/>
-          <w:p>
-            <w:pPr>
-              <w:pStyle w:val="Compact"/>
-            </w:pPr>
-            <w:r>
-              <w:t xml:space="preserve">Policy workspace + enforcement log</w:t>
-            </w:r>
-          </w:p>
-        </w:tc>
-        <w:tc>
-          <w:tcPr/>
-          <w:p>
-            <w:pPr>
-              <w:pStyle w:val="Compact"/>
-            </w:pPr>
-            <w:r>
-              <w:t xml:space="preserve">Workspace snapshot and violation/exception register</w:t>
-            </w:r>
-          </w:p>
-        </w:tc>
-      </w:tr>
-      <w:tr>
-        <w:tc>
-          <w:tcPr/>
-          <w:p>
-            <w:pPr>
-              <w:pStyle w:val="Compact"/>
-            </w:pPr>
-            <w:r>
-              <w:t xml:space="preserve">Data security</w:t>
-            </w:r>
-          </w:p>
-        </w:tc>
-        <w:tc>
-          <w:tcPr/>
-          <w:p>
-            <w:pPr>
-              <w:pStyle w:val="Compact"/>
-            </w:pPr>
-            <w:r>
-              <w:t xml:space="preserve">Plaintext-flow detection from observed flows</w:t>
-            </w:r>
-          </w:p>
-        </w:tc>
-        <w:tc>
-          <w:tcPr/>
-          <w:p>
-            <w:pPr>
-              <w:pStyle w:val="Compact"/>
-            </w:pPr>
-            <w:r>
-              <w:t xml:space="preserve">List of unencrypted flows on customer-data paths</w:t>
-            </w:r>
-          </w:p>
-        </w:tc>
-      </w:tr>
-      <w:tr>
-        <w:tc>
-          <w:tcPr/>
-          <w:p>
-            <w:pPr>
-              <w:pStyle w:val="Compact"/>
-            </w:pPr>
-            <w:r>
-              <w:t xml:space="preserve">Vulnerability management</w:t>
-            </w:r>
-          </w:p>
-        </w:tc>
-        <w:tc>
-          <w:tcPr/>
-          <w:p>
-            <w:pPr>
-              <w:pStyle w:val="Compact"/>
-            </w:pPr>
-            <w:r>
-              <w:t xml:space="preserve">Reachability-weighted CVE evidence</w:t>
-            </w:r>
-          </w:p>
-        </w:tc>
-        <w:tc>
-          <w:tcPr/>
-          <w:p>
-            <w:pPr>
-              <w:pStyle w:val="Compact"/>
-            </w:pPr>
-            <w:r>
-              <w:t xml:space="preserve">Prioritised remediation list with compensating-control register</w:t>
-            </w:r>
-          </w:p>
-        </w:tc>
-      </w:tr>
-      <w:tr>
-        <w:tc>
-          <w:tcPr/>
-          <w:p>
-            <w:pPr>
-              <w:pStyle w:val="Compact"/>
-            </w:pPr>
-            <w:r>
-              <w:t xml:space="preserve">Security monitoring</w:t>
-            </w:r>
-          </w:p>
-        </w:tc>
-        <w:tc>
-          <w:tcPr/>
-          <w:p>
-            <w:pPr>
-              <w:pStyle w:val="Compact"/>
-            </w:pPr>
-            <w:r>
-              <w:t xml:space="preserve">Continuous flow + process telemetry</w:t>
-            </w:r>
-          </w:p>
-        </w:tc>
-        <w:tc>
-          <w:tcPr/>
-          <w:p>
-            <w:pPr>
-              <w:pStyle w:val="Compact"/>
-            </w:pPr>
-            <w:r>
-              <w:t xml:space="preserve">Alert and anomaly log scoped to Critical-Systems</w:t>
-            </w:r>
-          </w:p>
-        </w:tc>
-      </w:tr>
-      <w:tr>
-        <w:tc>
-          <w:tcPr/>
-          <w:p>
-            <w:pPr>
-              <w:pStyle w:val="Compact"/>
-            </w:pPr>
-            <w:r>
-              <w:t xml:space="preserve">Cyber security operations / incident</w:t>
-            </w:r>
-          </w:p>
-        </w:tc>
-        <w:tc>
-          <w:tcPr/>
-          <w:p>
-            <w:pPr>
-              <w:pStyle w:val="Compact"/>
-            </w:pPr>
-            <w:r>
-              <w:t xml:space="preserve">Forensic flow + process search</w:t>
-            </w:r>
-          </w:p>
-        </w:tc>
-        <w:tc>
-          <w:tcPr/>
-          <w:p>
-            <w:pPr>
-              <w:pStyle w:val="Compact"/>
-            </w:pPr>
-            <w:r>
-              <w:t xml:space="preserve">Investigation pack covering affected workloads and time window</w:t>
-            </w:r>
-          </w:p>
-        </w:tc>
-      </w:tr>
-      <w:tr>
-        <w:tc>
-          <w:tcPr/>
-          <w:p>
-            <w:pPr>
-              <w:pStyle w:val="Compact"/>
-            </w:pPr>
-            <w:r>
-              <w:t xml:space="preserve">Management of IT services / outsourcing</w:t>
-            </w:r>
-          </w:p>
-        </w:tc>
-        <w:tc>
-          <w:tcPr/>
-          <w:p>
-            <w:pPr>
-              <w:pStyle w:val="Compact"/>
-            </w:pPr>
-            <w:r>
-              <w:t xml:space="preserve">Outbound flow summary to third-party endpoints</w:t>
-            </w:r>
-          </w:p>
-        </w:tc>
-        <w:tc>
-          <w:tcPr/>
-          <w:p>
-            <w:pPr>
-              <w:pStyle w:val="Compact"/>
-            </w:pPr>
-            <w:r>
-              <w:t xml:space="preserve">Vendor-edge flow report reconciled against outsourcing register</w:t>
-            </w:r>
-          </w:p>
-        </w:tc>
-      </w:tr>
-      <w:tr>
-        <w:tc>
-          <w:tcPr/>
-          <w:p>
-            <w:pPr>
-              <w:pStyle w:val="Compact"/>
-            </w:pPr>
-            <w:r>
-              <w:t xml:space="preserve">IT audit</w:t>
-            </w:r>
-          </w:p>
-        </w:tc>
-        <w:tc>
-          <w:tcPr/>
-          <w:p>
-            <w:pPr>
-              <w:pStyle w:val="Compact"/>
-            </w:pPr>
-            <w:r>
-              <w:t xml:space="preserve">Periodic evidence pack</w:t>
-            </w:r>
-          </w:p>
-        </w:tc>
-        <w:tc>
-          <w:tcPr/>
-          <w:p>
-            <w:pPr>
-              <w:pStyle w:val="Compact"/>
-            </w:pPr>
-            <w:r>
-              <w:t xml:space="preserve">Quarterly inventory, policy, vulnerability, incident-sample bundle</w:t>
-            </w:r>
-          </w:p>
-        </w:tc>
-      </w:tr>
-    </w:tbl>
-    <w:bookmarkEnd w:id="16"/>
-    <w:bookmarkStart w:id="17" w:name="evidence-collection-approach"/>
-    <w:p>
-      <w:pPr>
-        <w:pStyle w:val="Heading2"/>
-      </w:pPr>
-      <w:r>
-        <w:t xml:space="preserve">Evidence Collection Approach</w:t>
-      </w:r>
-    </w:p>
-    <w:p>
-      <w:pPr>
-        <w:pStyle w:val="FirstParagraph"/>
-      </w:pPr>
-      <w:r>
-        <w:t xml:space="preserve">The table below describes per-topic evidence collection - what to collect, the CSW source area, and a suggested cadence. The cadence should be tuned to the customer’s audit cycle, regulatory cadence, and risk appetite.</w:t>
-      </w:r>
-    </w:p>
-    <w:tbl>
-      <w:tblPr>
-        <w:tblStyle w:val="Table"/>
-        <w:tblW w:type="pct" w:w="5000"/>
-        <w:tblLayout w:type="fixed"/>
-        <w:tblLook w:firstRow="1" w:lastRow="0" w:firstColumn="0" w:lastColumn="0" w:noHBand="0" w:noVBand="0" w:val="0020"/>
+        <w:tblBorders>
+          <w:top w:val="single" w:sz="4" w:space="0" w:color="BFBFBF"/>
+          <w:left w:val="single" w:sz="4" w:space="0" w:color="BFBFBF"/>
+          <w:bottom w:val="single" w:sz="4" w:space="0" w:color="BFBFBF"/>
+          <w:right w:val="single" w:sz="4" w:space="0" w:color="BFBFBF"/>
+          <w:insideH w:val="single" w:sz="4" w:space="0" w:color="BFBFBF"/>
+          <w:insideV w:val="single" w:sz="4" w:space="0" w:color="BFBFBF"/>
+        </w:tblBorders>
       </w:tblPr>
       <w:tblGrid>
         <w:gridCol w:w="1980"/>
@@ -940,46 +604,70 @@
           <w:tblHeader w:val="on"/>
         </w:trPr>
         <w:tc>
-          <w:tcPr/>
-          <w:p>
-            <w:pPr>
-              <w:pStyle w:val="Compact"/>
-            </w:pPr>
-            <w:r>
-              <w:t xml:space="preserve">Topic</w:t>
-            </w:r>
-          </w:p>
-        </w:tc>
-        <w:tc>
-          <w:tcPr/>
-          <w:p>
-            <w:pPr>
-              <w:pStyle w:val="Compact"/>
-            </w:pPr>
-            <w:r>
-              <w:t xml:space="preserve">What to collect</w:t>
-            </w:r>
-          </w:p>
-        </w:tc>
-        <w:tc>
-          <w:tcPr/>
-          <w:p>
-            <w:pPr>
-              <w:pStyle w:val="Compact"/>
-            </w:pPr>
-            <w:r>
-              <w:t xml:space="preserve">CSW source</w:t>
-            </w:r>
-          </w:p>
-        </w:tc>
-        <w:tc>
-          <w:tcPr/>
-          <w:p>
-            <w:pPr>
-              <w:pStyle w:val="Compact"/>
-            </w:pPr>
-            <w:r>
-              <w:t xml:space="preserve">Suggested cadence</w:t>
+          <w:tcPr>
+            <w:shd w:val="clear" w:color="auto" w:fill="003366"/>
+          </w:tcPr>
+          <w:p>
+            <w:pPr>
+              <w:pStyle w:val="Compact"/>
+            </w:pPr>
+            <w:r>
+              <w:rPr>
+                <w:b/>
+                <w:color w:val="FFFFFF"/>
+              </w:rPr>
+              <w:t xml:space="preserve">Framework topic</w:t>
+            </w:r>
+          </w:p>
+        </w:tc>
+        <w:tc>
+          <w:tcPr>
+            <w:shd w:val="clear" w:color="auto" w:fill="003366"/>
+          </w:tcPr>
+          <w:p>
+            <w:pPr>
+              <w:pStyle w:val="Compact"/>
+            </w:pPr>
+            <w:r>
+              <w:rPr>
+                <w:b/>
+                <w:color w:val="FFFFFF"/>
+              </w:rPr>
+              <w:t xml:space="preserve">Coverage</w:t>
+            </w:r>
+          </w:p>
+        </w:tc>
+        <w:tc>
+          <w:tcPr>
+            <w:shd w:val="clear" w:color="auto" w:fill="003366"/>
+          </w:tcPr>
+          <w:p>
+            <w:pPr>
+              <w:pStyle w:val="Compact"/>
+            </w:pPr>
+            <w:r>
+              <w:rPr>
+                <w:b/>
+                <w:color w:val="FFFFFF"/>
+              </w:rPr>
+              <w:t xml:space="preserve">CSW capability</w:t>
+            </w:r>
+          </w:p>
+        </w:tc>
+        <w:tc>
+          <w:tcPr>
+            <w:shd w:val="clear" w:color="auto" w:fill="003366"/>
+          </w:tcPr>
+          <w:p>
+            <w:pPr>
+              <w:pStyle w:val="Compact"/>
+            </w:pPr>
+            <w:r>
+              <w:rPr>
+                <w:b/>
+                <w:color w:val="FFFFFF"/>
+              </w:rPr>
+              <w:t xml:space="preserve">Evidence artifact</w:t>
             </w:r>
           </w:p>
         </w:tc>
@@ -992,7 +680,24 @@
               <w:pStyle w:val="Compact"/>
             </w:pPr>
             <w:r>
-              <w:t xml:space="preserve">Critical-system inventory</w:t>
+              <w:t xml:space="preserve">Technology asset inventory</w:t>
+            </w:r>
+          </w:p>
+        </w:tc>
+        <w:tc>
+          <w:tcPr>
+            <w:shd w:val="clear" w:color="auto" w:fill="107C41"/>
+          </w:tcPr>
+          <w:p>
+            <w:pPr>
+              <w:pStyle w:val="Compact"/>
+            </w:pPr>
+            <w:r>
+              <w:rPr>
+                <w:b/>
+                <w:color w:val="FFFFFF"/>
+              </w:rPr>
+              <w:t>Direct</w:t>
             </w:r>
           </w:p>
         </w:tc>
@@ -1003,7 +708,7 @@
               <w:pStyle w:val="Compact"/>
             </w:pPr>
             <w:r>
-              <w:t xml:space="preserve">Inventory export with scope, labels, and lifecycle</w:t>
+              <w:t xml:space="preserve">Workload inventory; scope + label export</w:t>
             </w:r>
           </w:p>
         </w:tc>
@@ -1014,64 +719,65 @@
               <w:pStyle w:val="Compact"/>
             </w:pPr>
             <w:r>
-              <w:t xml:space="preserve">Workload inventory + scope membership export</w:t>
-            </w:r>
-          </w:p>
-        </w:tc>
-        <w:tc>
-          <w:tcPr/>
-          <w:p>
-            <w:pPr>
-              <w:pStyle w:val="Compact"/>
-            </w:pPr>
-            <w:r>
-              <w:t xml:space="preserve">Monthly</w:t>
+              <w:t xml:space="preserve">Inventory export reconciled to institution CMDB</w:t>
             </w:r>
           </w:p>
         </w:tc>
       </w:tr>
       <w:tr>
         <w:tc>
-          <w:tcPr/>
-          <w:p>
-            <w:pPr>
-              <w:pStyle w:val="Compact"/>
-            </w:pPr>
-            <w:r>
-              <w:t xml:space="preserve">Approved vs. observed flows</w:t>
-            </w:r>
-          </w:p>
-        </w:tc>
-        <w:tc>
-          <w:tcPr/>
-          <w:p>
-            <w:pPr>
-              <w:pStyle w:val="Compact"/>
-            </w:pPr>
-            <w:r>
-              <w:t xml:space="preserve">ADM output vs. enforced policy</w:t>
-            </w:r>
-          </w:p>
-        </w:tc>
-        <w:tc>
-          <w:tcPr/>
-          <w:p>
-            <w:pPr>
-              <w:pStyle w:val="Compact"/>
-            </w:pPr>
-            <w:r>
-              <w:t xml:space="preserve">ADM workspace export</w:t>
-            </w:r>
-          </w:p>
-        </w:tc>
-        <w:tc>
-          <w:tcPr/>
-          <w:p>
-            <w:pPr>
-              <w:pStyle w:val="Compact"/>
-            </w:pPr>
-            <w:r>
-              <w:t xml:space="preserve">Quarterly</w:t>
+          <w:tcPr>
+            <w:shd w:val="clear" w:color="auto" w:fill="F2F2F2"/>
+          </w:tcPr>
+          <w:p>
+            <w:pPr>
+              <w:pStyle w:val="Compact"/>
+            </w:pPr>
+            <w:r>
+              <w:t xml:space="preserve">Information security risk assessment</w:t>
+            </w:r>
+          </w:p>
+        </w:tc>
+        <w:tc>
+          <w:tcPr>
+            <w:shd w:val="clear" w:color="auto" w:fill="107C41"/>
+          </w:tcPr>
+          <w:p>
+            <w:pPr>
+              <w:pStyle w:val="Compact"/>
+            </w:pPr>
+            <w:r>
+              <w:rPr>
+                <w:b/>
+                <w:color w:val="FFFFFF"/>
+              </w:rPr>
+              <w:t>Direct</w:t>
+            </w:r>
+          </w:p>
+        </w:tc>
+        <w:tc>
+          <w:tcPr>
+            <w:shd w:val="clear" w:color="auto" w:fill="F2F2F2"/>
+          </w:tcPr>
+          <w:p>
+            <w:pPr>
+              <w:pStyle w:val="Compact"/>
+            </w:pPr>
+            <w:r>
+              <w:t xml:space="preserve">Vulnerability + reachability report</w:t>
+            </w:r>
+          </w:p>
+        </w:tc>
+        <w:tc>
+          <w:tcPr>
+            <w:shd w:val="clear" w:color="auto" w:fill="F2F2F2"/>
+          </w:tcPr>
+          <w:p>
+            <w:pPr>
+              <w:pStyle w:val="Compact"/>
+            </w:pPr>
+            <w:r>
+              <w:t xml:space="preserve">Reachability-weighted exposure summary scoped to MAS-TRM</w:t>
             </w:r>
           </w:p>
         </w:tc>
@@ -1084,7 +790,24 @@
               <w:pStyle w:val="Compact"/>
             </w:pPr>
             <w:r>
-              <w:t xml:space="preserve">Policy enforcement evidence</w:t>
+              <w:t xml:space="preserve">Access control (network access layer)</w:t>
+            </w:r>
+          </w:p>
+        </w:tc>
+        <w:tc>
+          <w:tcPr>
+            <w:shd w:val="clear" w:color="auto" w:fill="107C41"/>
+          </w:tcPr>
+          <w:p>
+            <w:pPr>
+              <w:pStyle w:val="Compact"/>
+            </w:pPr>
+            <w:r>
+              <w:rPr>
+                <w:b/>
+                <w:color w:val="FFFFFF"/>
+              </w:rPr>
+              <w:t>Direct</w:t>
             </w:r>
           </w:p>
         </w:tc>
@@ -1095,7 +818,7 @@
               <w:pStyle w:val="Compact"/>
             </w:pPr>
             <w:r>
-              <w:t xml:space="preserve">Workspace snapshot + violation log</w:t>
+              <w:t xml:space="preserve">Policy workspace + enforcement log</w:t>
             </w:r>
           </w:p>
         </w:tc>
@@ -1106,64 +829,65 @@
               <w:pStyle w:val="Compact"/>
             </w:pPr>
             <w:r>
-              <w:t xml:space="preserve">Policy workspace export and policy analysis output</w:t>
-            </w:r>
-          </w:p>
-        </w:tc>
-        <w:tc>
-          <w:tcPr/>
-          <w:p>
-            <w:pPr>
-              <w:pStyle w:val="Compact"/>
-            </w:pPr>
-            <w:r>
-              <w:t xml:space="preserve">Quarterly + after each change</w:t>
+              <w:t xml:space="preserve">Workspace snapshot and violation/exception register</w:t>
             </w:r>
           </w:p>
         </w:tc>
       </w:tr>
       <w:tr>
         <w:tc>
-          <w:tcPr/>
-          <w:p>
-            <w:pPr>
-              <w:pStyle w:val="Compact"/>
-            </w:pPr>
-            <w:r>
-              <w:t xml:space="preserve">Vulnerability + reachability</w:t>
-            </w:r>
-          </w:p>
-        </w:tc>
-        <w:tc>
-          <w:tcPr/>
-          <w:p>
-            <w:pPr>
-              <w:pStyle w:val="Compact"/>
-            </w:pPr>
-            <w:r>
-              <w:t xml:space="preserve">CVE list weighted by reach into Critical-Systems</w:t>
-            </w:r>
-          </w:p>
-        </w:tc>
-        <w:tc>
-          <w:tcPr/>
-          <w:p>
-            <w:pPr>
-              <w:pStyle w:val="Compact"/>
-            </w:pPr>
-            <w:r>
-              <w:t xml:space="preserve">Vulnerability report scoped to MAS-TRM</w:t>
-            </w:r>
-          </w:p>
-        </w:tc>
-        <w:tc>
-          <w:tcPr/>
-          <w:p>
-            <w:pPr>
-              <w:pStyle w:val="Compact"/>
-            </w:pPr>
-            <w:r>
-              <w:t xml:space="preserve">Monthly</w:t>
+          <w:tcPr>
+            <w:shd w:val="clear" w:color="auto" w:fill="F2F2F2"/>
+          </w:tcPr>
+          <w:p>
+            <w:pPr>
+              <w:pStyle w:val="Compact"/>
+            </w:pPr>
+            <w:r>
+              <w:t xml:space="preserve">Data security</w:t>
+            </w:r>
+          </w:p>
+        </w:tc>
+        <w:tc>
+          <w:tcPr>
+            <w:shd w:val="clear" w:color="auto" w:fill="107C41"/>
+          </w:tcPr>
+          <w:p>
+            <w:pPr>
+              <w:pStyle w:val="Compact"/>
+            </w:pPr>
+            <w:r>
+              <w:rPr>
+                <w:b/>
+                <w:color w:val="FFFFFF"/>
+              </w:rPr>
+              <w:t>Direct</w:t>
+            </w:r>
+          </w:p>
+        </w:tc>
+        <w:tc>
+          <w:tcPr>
+            <w:shd w:val="clear" w:color="auto" w:fill="F2F2F2"/>
+          </w:tcPr>
+          <w:p>
+            <w:pPr>
+              <w:pStyle w:val="Compact"/>
+            </w:pPr>
+            <w:r>
+              <w:t xml:space="preserve">Plaintext-flow detection from observed flows</w:t>
+            </w:r>
+          </w:p>
+        </w:tc>
+        <w:tc>
+          <w:tcPr>
+            <w:shd w:val="clear" w:color="auto" w:fill="F2F2F2"/>
+          </w:tcPr>
+          <w:p>
+            <w:pPr>
+              <w:pStyle w:val="Compact"/>
+            </w:pPr>
+            <w:r>
+              <w:t xml:space="preserve">List of unencrypted flows on customer-data paths</w:t>
             </w:r>
           </w:p>
         </w:tc>
@@ -1176,7 +900,24 @@
               <w:pStyle w:val="Compact"/>
             </w:pPr>
             <w:r>
-              <w:t xml:space="preserve">Third-party egress reconciliation</w:t>
+              <w:t xml:space="preserve">Vulnerability management</w:t>
+            </w:r>
+          </w:p>
+        </w:tc>
+        <w:tc>
+          <w:tcPr>
+            <w:shd w:val="clear" w:color="auto" w:fill="107C41"/>
+          </w:tcPr>
+          <w:p>
+            <w:pPr>
+              <w:pStyle w:val="Compact"/>
+            </w:pPr>
+            <w:r>
+              <w:rPr>
+                <w:b/>
+                <w:color w:val="FFFFFF"/>
+              </w:rPr>
+              <w:t>Direct</w:t>
             </w:r>
           </w:p>
         </w:tc>
@@ -1187,7 +928,7 @@
               <w:pStyle w:val="Compact"/>
             </w:pPr>
             <w:r>
-              <w:t xml:space="preserve">Outbound flow to vendor endpoints</w:t>
+              <w:t xml:space="preserve">Reachability-weighted CVE evidence</w:t>
             </w:r>
           </w:p>
         </w:tc>
@@ -1198,31 +939,95 @@
               <w:pStyle w:val="Compact"/>
             </w:pPr>
             <w:r>
-              <w:t xml:space="preserve">Flow search filtered to outsourced endpoints</w:t>
-            </w:r>
-          </w:p>
-        </w:tc>
-        <w:tc>
-          <w:tcPr/>
-          <w:p>
-            <w:pPr>
-              <w:pStyle w:val="Compact"/>
-            </w:pPr>
-            <w:r>
-              <w:t xml:space="preserve">Monthly</w:t>
+              <w:t xml:space="preserve">Prioritised remediation list with compensating-control register</w:t>
             </w:r>
           </w:p>
         </w:tc>
       </w:tr>
       <w:tr>
         <w:tc>
+          <w:tcPr>
+            <w:shd w:val="clear" w:color="auto" w:fill="F2F2F2"/>
+          </w:tcPr>
+          <w:p>
+            <w:pPr>
+              <w:pStyle w:val="Compact"/>
+            </w:pPr>
+            <w:r>
+              <w:t xml:space="preserve">Security monitoring</w:t>
+            </w:r>
+          </w:p>
+        </w:tc>
+        <w:tc>
+          <w:tcPr>
+            <w:shd w:val="clear" w:color="auto" w:fill="107C41"/>
+          </w:tcPr>
+          <w:p>
+            <w:pPr>
+              <w:pStyle w:val="Compact"/>
+            </w:pPr>
+            <w:r>
+              <w:rPr>
+                <w:b/>
+                <w:color w:val="FFFFFF"/>
+              </w:rPr>
+              <w:t>Direct</w:t>
+            </w:r>
+          </w:p>
+        </w:tc>
+        <w:tc>
+          <w:tcPr>
+            <w:shd w:val="clear" w:color="auto" w:fill="F2F2F2"/>
+          </w:tcPr>
+          <w:p>
+            <w:pPr>
+              <w:pStyle w:val="Compact"/>
+            </w:pPr>
+            <w:r>
+              <w:t xml:space="preserve">Continuous flow + process telemetry</w:t>
+            </w:r>
+          </w:p>
+        </w:tc>
+        <w:tc>
+          <w:tcPr>
+            <w:shd w:val="clear" w:color="auto" w:fill="F2F2F2"/>
+          </w:tcPr>
+          <w:p>
+            <w:pPr>
+              <w:pStyle w:val="Compact"/>
+            </w:pPr>
+            <w:r>
+              <w:t xml:space="preserve">Alert and anomaly log scoped to Critical-Systems</w:t>
+            </w:r>
+          </w:p>
+        </w:tc>
+      </w:tr>
+      <w:tr>
+        <w:tc>
           <w:tcPr/>
           <w:p>
             <w:pPr>
               <w:pStyle w:val="Compact"/>
             </w:pPr>
             <w:r>
-              <w:t xml:space="preserve">Incident sample</w:t>
+              <w:t xml:space="preserve">Cyber security operations / incident</w:t>
+            </w:r>
+          </w:p>
+        </w:tc>
+        <w:tc>
+          <w:tcPr>
+            <w:shd w:val="clear" w:color="auto" w:fill="107C41"/>
+          </w:tcPr>
+          <w:p>
+            <w:pPr>
+              <w:pStyle w:val="Compact"/>
+            </w:pPr>
+            <w:r>
+              <w:rPr>
+                <w:b/>
+                <w:color w:val="FFFFFF"/>
+              </w:rPr>
+              <w:t>Direct</w:t>
             </w:r>
           </w:p>
         </w:tc>
@@ -1233,7 +1038,7 @@
               <w:pStyle w:val="Compact"/>
             </w:pPr>
             <w:r>
-              <w:t xml:space="preserve">Workload-level timeline for one representative incident</w:t>
+              <w:t xml:space="preserve">Forensic flow + process search</w:t>
             </w:r>
           </w:p>
         </w:tc>
@@ -1244,10 +1049,70 @@
               <w:pStyle w:val="Compact"/>
             </w:pPr>
             <w:r>
-              <w:t xml:space="preserve">Flow + process search</w:t>
-            </w:r>
-          </w:p>
-        </w:tc>
+              <w:t xml:space="preserve">Investigation pack covering affected workloads and time window</w:t>
+            </w:r>
+          </w:p>
+        </w:tc>
+      </w:tr>
+      <w:tr>
+        <w:tc>
+          <w:tcPr>
+            <w:shd w:val="clear" w:color="auto" w:fill="F2F2F2"/>
+          </w:tcPr>
+          <w:p>
+            <w:pPr>
+              <w:pStyle w:val="Compact"/>
+            </w:pPr>
+            <w:r>
+              <w:t xml:space="preserve">Management of IT services / outsourcing</w:t>
+            </w:r>
+          </w:p>
+        </w:tc>
+        <w:tc>
+          <w:tcPr>
+            <w:shd w:val="clear" w:color="auto" w:fill="C55A11"/>
+          </w:tcPr>
+          <w:p>
+            <w:pPr>
+              <w:pStyle w:val="Compact"/>
+            </w:pPr>
+            <w:r>
+              <w:rPr>
+                <w:b/>
+                <w:color w:val="FFFFFF"/>
+              </w:rPr>
+              <w:t>Supporting</w:t>
+            </w:r>
+          </w:p>
+        </w:tc>
+        <w:tc>
+          <w:tcPr>
+            <w:shd w:val="clear" w:color="auto" w:fill="F2F2F2"/>
+          </w:tcPr>
+          <w:p>
+            <w:pPr>
+              <w:pStyle w:val="Compact"/>
+            </w:pPr>
+            <w:r>
+              <w:t xml:space="preserve">Outbound flow summary to third-party endpoints</w:t>
+            </w:r>
+          </w:p>
+        </w:tc>
+        <w:tc>
+          <w:tcPr>
+            <w:shd w:val="clear" w:color="auto" w:fill="F2F2F2"/>
+          </w:tcPr>
+          <w:p>
+            <w:pPr>
+              <w:pStyle w:val="Compact"/>
+            </w:pPr>
+            <w:r>
+              <w:t xml:space="preserve">Vendor-edge flow report reconciled against outsourcing register</w:t>
+            </w:r>
+          </w:p>
+        </w:tc>
+      </w:tr>
+      <w:tr>
         <w:tc>
           <w:tcPr/>
           <w:p>
@@ -1255,14 +1120,466 @@
               <w:pStyle w:val="Compact"/>
             </w:pPr>
             <w:r>
-              <w:t xml:space="preserve">Per incident; one representative sample per audit cycle</w:t>
+              <w:t xml:space="preserve">IT audit</w:t>
+            </w:r>
+          </w:p>
+        </w:tc>
+        <w:tc>
+          <w:tcPr>
+            <w:shd w:val="clear" w:color="auto" w:fill="107C41"/>
+          </w:tcPr>
+          <w:p>
+            <w:pPr>
+              <w:pStyle w:val="Compact"/>
+            </w:pPr>
+            <w:r>
+              <w:rPr>
+                <w:b/>
+                <w:color w:val="FFFFFF"/>
+              </w:rPr>
+              <w:t>Direct</w:t>
+            </w:r>
+          </w:p>
+        </w:tc>
+        <w:tc>
+          <w:tcPr/>
+          <w:p>
+            <w:pPr>
+              <w:pStyle w:val="Compact"/>
+            </w:pPr>
+            <w:r>
+              <w:t xml:space="preserve">Periodic evidence pack</w:t>
+            </w:r>
+          </w:p>
+        </w:tc>
+        <w:tc>
+          <w:tcPr/>
+          <w:p>
+            <w:pPr>
+              <w:pStyle w:val="Compact"/>
+            </w:pPr>
+            <w:r>
+              <w:t xml:space="preserve">Quarterly inventory, policy, vulnerability, incident-sample bundle</w:t>
             </w:r>
           </w:p>
         </w:tc>
       </w:tr>
     </w:tbl>
     <w:bookmarkEnd w:id="17"/>
-    <w:bookmarkStart w:id="18" w:name="pov-workshop-approach"/>
+    <w:bookmarkStart w:id="18" w:name="evidence-collection-approach"/>
+    <w:p>
+      <w:pPr>
+        <w:pStyle w:val="Heading2"/>
+      </w:pPr>
+      <w:r>
+        <w:t xml:space="preserve">Evidence Collection Approach</w:t>
+      </w:r>
+    </w:p>
+    <w:p>
+      <w:pPr>
+        <w:pStyle w:val="FirstParagraph"/>
+      </w:pPr>
+      <w:r>
+        <w:t xml:space="preserve">The table below describes per-topic evidence collection - what to collect, the CSW source area, and a suggested cadence. The cadence should be tuned to the customer’s audit cycle, regulatory cadence, and risk appetite.</w:t>
+      </w:r>
+    </w:p>
+    <w:tbl>
+      <w:tblPr>
+        <w:tblStyle w:val="Table"/>
+        <w:tblW w:type="pct" w:w="5000"/>
+        <w:tblLayout w:type="fixed"/>
+        <w:tblLook w:firstRow="1" w:lastRow="0" w:firstColumn="0" w:lastColumn="0" w:noHBand="0" w:noVBand="0" w:val="0020"/>
+        <w:tblBorders>
+          <w:top w:val="single" w:sz="4" w:space="0" w:color="BFBFBF"/>
+          <w:left w:val="single" w:sz="4" w:space="0" w:color="BFBFBF"/>
+          <w:bottom w:val="single" w:sz="4" w:space="0" w:color="BFBFBF"/>
+          <w:right w:val="single" w:sz="4" w:space="0" w:color="BFBFBF"/>
+          <w:insideH w:val="single" w:sz="4" w:space="0" w:color="BFBFBF"/>
+          <w:insideV w:val="single" w:sz="4" w:space="0" w:color="BFBFBF"/>
+        </w:tblBorders>
+      </w:tblPr>
+      <w:tblGrid>
+        <w:gridCol w:w="1980"/>
+        <w:gridCol w:w="1980"/>
+        <w:gridCol w:w="1980"/>
+        <w:gridCol w:w="1980"/>
+      </w:tblGrid>
+      <w:tr>
+        <w:trPr>
+          <w:tblHeader w:val="on"/>
+        </w:trPr>
+        <w:tc>
+          <w:tcPr>
+            <w:shd w:val="clear" w:color="auto" w:fill="003366"/>
+          </w:tcPr>
+          <w:p>
+            <w:pPr>
+              <w:pStyle w:val="Compact"/>
+            </w:pPr>
+            <w:r>
+              <w:rPr>
+                <w:b/>
+                <w:color w:val="FFFFFF"/>
+              </w:rPr>
+              <w:t xml:space="preserve">Topic</w:t>
+            </w:r>
+          </w:p>
+        </w:tc>
+        <w:tc>
+          <w:tcPr>
+            <w:shd w:val="clear" w:color="auto" w:fill="003366"/>
+          </w:tcPr>
+          <w:p>
+            <w:pPr>
+              <w:pStyle w:val="Compact"/>
+            </w:pPr>
+            <w:r>
+              <w:rPr>
+                <w:b/>
+                <w:color w:val="FFFFFF"/>
+              </w:rPr>
+              <w:t xml:space="preserve">What to collect</w:t>
+            </w:r>
+          </w:p>
+        </w:tc>
+        <w:tc>
+          <w:tcPr>
+            <w:shd w:val="clear" w:color="auto" w:fill="003366"/>
+          </w:tcPr>
+          <w:p>
+            <w:pPr>
+              <w:pStyle w:val="Compact"/>
+            </w:pPr>
+            <w:r>
+              <w:rPr>
+                <w:b/>
+                <w:color w:val="FFFFFF"/>
+              </w:rPr>
+              <w:t xml:space="preserve">CSW source</w:t>
+            </w:r>
+          </w:p>
+        </w:tc>
+        <w:tc>
+          <w:tcPr>
+            <w:shd w:val="clear" w:color="auto" w:fill="003366"/>
+          </w:tcPr>
+          <w:p>
+            <w:pPr>
+              <w:pStyle w:val="Compact"/>
+            </w:pPr>
+            <w:r>
+              <w:rPr>
+                <w:b/>
+                <w:color w:val="FFFFFF"/>
+              </w:rPr>
+              <w:t xml:space="preserve">Suggested cadence</w:t>
+            </w:r>
+          </w:p>
+        </w:tc>
+      </w:tr>
+      <w:tr>
+        <w:tc>
+          <w:tcPr/>
+          <w:p>
+            <w:pPr>
+              <w:pStyle w:val="Compact"/>
+            </w:pPr>
+            <w:r>
+              <w:t xml:space="preserve">Critical-system inventory</w:t>
+            </w:r>
+          </w:p>
+        </w:tc>
+        <w:tc>
+          <w:tcPr/>
+          <w:p>
+            <w:pPr>
+              <w:pStyle w:val="Compact"/>
+            </w:pPr>
+            <w:r>
+              <w:t xml:space="preserve">Inventory export with scope, labels, and lifecycle</w:t>
+            </w:r>
+          </w:p>
+        </w:tc>
+        <w:tc>
+          <w:tcPr/>
+          <w:p>
+            <w:pPr>
+              <w:pStyle w:val="Compact"/>
+            </w:pPr>
+            <w:r>
+              <w:t xml:space="preserve">Workload inventory + scope membership export</w:t>
+            </w:r>
+          </w:p>
+        </w:tc>
+        <w:tc>
+          <w:tcPr/>
+          <w:p>
+            <w:pPr>
+              <w:pStyle w:val="Compact"/>
+            </w:pPr>
+            <w:r>
+              <w:t xml:space="preserve">Monthly</w:t>
+            </w:r>
+          </w:p>
+        </w:tc>
+      </w:tr>
+      <w:tr>
+        <w:tc>
+          <w:tcPr>
+            <w:shd w:val="clear" w:color="auto" w:fill="F2F2F2"/>
+          </w:tcPr>
+          <w:p>
+            <w:pPr>
+              <w:pStyle w:val="Compact"/>
+            </w:pPr>
+            <w:r>
+              <w:t xml:space="preserve">Approved vs. observed flows</w:t>
+            </w:r>
+          </w:p>
+        </w:tc>
+        <w:tc>
+          <w:tcPr>
+            <w:shd w:val="clear" w:color="auto" w:fill="F2F2F2"/>
+          </w:tcPr>
+          <w:p>
+            <w:pPr>
+              <w:pStyle w:val="Compact"/>
+            </w:pPr>
+            <w:r>
+              <w:t xml:space="preserve">ADM output vs. enforced policy</w:t>
+            </w:r>
+          </w:p>
+        </w:tc>
+        <w:tc>
+          <w:tcPr>
+            <w:shd w:val="clear" w:color="auto" w:fill="F2F2F2"/>
+          </w:tcPr>
+          <w:p>
+            <w:pPr>
+              <w:pStyle w:val="Compact"/>
+            </w:pPr>
+            <w:r>
+              <w:t xml:space="preserve">ADM workspace export</w:t>
+            </w:r>
+          </w:p>
+        </w:tc>
+        <w:tc>
+          <w:tcPr>
+            <w:shd w:val="clear" w:color="auto" w:fill="F2F2F2"/>
+          </w:tcPr>
+          <w:p>
+            <w:pPr>
+              <w:pStyle w:val="Compact"/>
+            </w:pPr>
+            <w:r>
+              <w:t xml:space="preserve">Quarterly</w:t>
+            </w:r>
+          </w:p>
+        </w:tc>
+      </w:tr>
+      <w:tr>
+        <w:tc>
+          <w:tcPr/>
+          <w:p>
+            <w:pPr>
+              <w:pStyle w:val="Compact"/>
+            </w:pPr>
+            <w:r>
+              <w:t xml:space="preserve">Policy enforcement evidence</w:t>
+            </w:r>
+          </w:p>
+        </w:tc>
+        <w:tc>
+          <w:tcPr/>
+          <w:p>
+            <w:pPr>
+              <w:pStyle w:val="Compact"/>
+            </w:pPr>
+            <w:r>
+              <w:t xml:space="preserve">Workspace snapshot + violation log</w:t>
+            </w:r>
+          </w:p>
+        </w:tc>
+        <w:tc>
+          <w:tcPr/>
+          <w:p>
+            <w:pPr>
+              <w:pStyle w:val="Compact"/>
+            </w:pPr>
+            <w:r>
+              <w:t xml:space="preserve">Policy workspace export and policy analysis output</w:t>
+            </w:r>
+          </w:p>
+        </w:tc>
+        <w:tc>
+          <w:tcPr/>
+          <w:p>
+            <w:pPr>
+              <w:pStyle w:val="Compact"/>
+            </w:pPr>
+            <w:r>
+              <w:t xml:space="preserve">Quarterly + after each change</w:t>
+            </w:r>
+          </w:p>
+        </w:tc>
+      </w:tr>
+      <w:tr>
+        <w:tc>
+          <w:tcPr>
+            <w:shd w:val="clear" w:color="auto" w:fill="F2F2F2"/>
+          </w:tcPr>
+          <w:p>
+            <w:pPr>
+              <w:pStyle w:val="Compact"/>
+            </w:pPr>
+            <w:r>
+              <w:t xml:space="preserve">Vulnerability + reachability</w:t>
+            </w:r>
+          </w:p>
+        </w:tc>
+        <w:tc>
+          <w:tcPr>
+            <w:shd w:val="clear" w:color="auto" w:fill="F2F2F2"/>
+          </w:tcPr>
+          <w:p>
+            <w:pPr>
+              <w:pStyle w:val="Compact"/>
+            </w:pPr>
+            <w:r>
+              <w:t xml:space="preserve">CVE list weighted by reach into Critical-Systems</w:t>
+            </w:r>
+          </w:p>
+        </w:tc>
+        <w:tc>
+          <w:tcPr>
+            <w:shd w:val="clear" w:color="auto" w:fill="F2F2F2"/>
+          </w:tcPr>
+          <w:p>
+            <w:pPr>
+              <w:pStyle w:val="Compact"/>
+            </w:pPr>
+            <w:r>
+              <w:t xml:space="preserve">Vulnerability report scoped to MAS-TRM</w:t>
+            </w:r>
+          </w:p>
+        </w:tc>
+        <w:tc>
+          <w:tcPr>
+            <w:shd w:val="clear" w:color="auto" w:fill="F2F2F2"/>
+          </w:tcPr>
+          <w:p>
+            <w:pPr>
+              <w:pStyle w:val="Compact"/>
+            </w:pPr>
+            <w:r>
+              <w:t xml:space="preserve">Monthly</w:t>
+            </w:r>
+          </w:p>
+        </w:tc>
+      </w:tr>
+      <w:tr>
+        <w:tc>
+          <w:tcPr/>
+          <w:p>
+            <w:pPr>
+              <w:pStyle w:val="Compact"/>
+            </w:pPr>
+            <w:r>
+              <w:t xml:space="preserve">Third-party egress reconciliation</w:t>
+            </w:r>
+          </w:p>
+        </w:tc>
+        <w:tc>
+          <w:tcPr/>
+          <w:p>
+            <w:pPr>
+              <w:pStyle w:val="Compact"/>
+            </w:pPr>
+            <w:r>
+              <w:t xml:space="preserve">Outbound flow to vendor endpoints</w:t>
+            </w:r>
+          </w:p>
+        </w:tc>
+        <w:tc>
+          <w:tcPr/>
+          <w:p>
+            <w:pPr>
+              <w:pStyle w:val="Compact"/>
+            </w:pPr>
+            <w:r>
+              <w:t xml:space="preserve">Flow search filtered to outsourced endpoints</w:t>
+            </w:r>
+          </w:p>
+        </w:tc>
+        <w:tc>
+          <w:tcPr/>
+          <w:p>
+            <w:pPr>
+              <w:pStyle w:val="Compact"/>
+            </w:pPr>
+            <w:r>
+              <w:t xml:space="preserve">Monthly</w:t>
+            </w:r>
+          </w:p>
+        </w:tc>
+      </w:tr>
+      <w:tr>
+        <w:tc>
+          <w:tcPr>
+            <w:shd w:val="clear" w:color="auto" w:fill="F2F2F2"/>
+          </w:tcPr>
+          <w:p>
+            <w:pPr>
+              <w:pStyle w:val="Compact"/>
+            </w:pPr>
+            <w:r>
+              <w:t xml:space="preserve">Incident sample</w:t>
+            </w:r>
+          </w:p>
+        </w:tc>
+        <w:tc>
+          <w:tcPr>
+            <w:shd w:val="clear" w:color="auto" w:fill="F2F2F2"/>
+          </w:tcPr>
+          <w:p>
+            <w:pPr>
+              <w:pStyle w:val="Compact"/>
+            </w:pPr>
+            <w:r>
+              <w:t xml:space="preserve">Workload-level timeline for one representative incident</w:t>
+            </w:r>
+          </w:p>
+        </w:tc>
+        <w:tc>
+          <w:tcPr>
+            <w:shd w:val="clear" w:color="auto" w:fill="F2F2F2"/>
+          </w:tcPr>
+          <w:p>
+            <w:pPr>
+              <w:pStyle w:val="Compact"/>
+            </w:pPr>
+            <w:r>
+              <w:t xml:space="preserve">Flow + process search</w:t>
+            </w:r>
+          </w:p>
+        </w:tc>
+        <w:tc>
+          <w:tcPr>
+            <w:shd w:val="clear" w:color="auto" w:fill="F2F2F2"/>
+          </w:tcPr>
+          <w:p>
+            <w:pPr>
+              <w:pStyle w:val="Compact"/>
+            </w:pPr>
+            <w:r>
+              <w:t xml:space="preserve">Per incident; one representative sample per audit cycle</w:t>
+            </w:r>
+          </w:p>
+        </w:tc>
+      </w:tr>
+    </w:tbl>
+    <w:bookmarkEnd w:id="18"/>
+    <w:bookmarkStart w:id="19" w:name="pov-workshop-approach"/>
     <w:p>
       <w:pPr>
         <w:pStyle w:val="Heading2"/>
@@ -1424,8 +1741,8 @@
         <w:t xml:space="preserve">Package inventory, scope, flows, policy, exceptions, and known gaps as the evidence output. Cross-reference this report’s evidence collection table with the customer’s existing audit work-papers.</w:t>
       </w:r>
     </w:p>
-    <w:bookmarkEnd w:id="18"/>
-    <w:bookmarkStart w:id="19" w:name="boundaries-and-complementary-controls"/>
+    <w:bookmarkEnd w:id="19"/>
+    <w:bookmarkStart w:id="20" w:name="boundaries-and-complementary-controls"/>
     <w:p>
       <w:pPr>
         <w:pStyle w:val="Heading2"/>
@@ -1442,8 +1759,8 @@
         <w:t xml:space="preserve">CSW does not replace MAS-level governance, board / senior-management accountability, the technology risk management framework, BCP/DR, IAM/PAM, cryptography programme decisions, outsourcing due diligence, or regulatory notification decisions.</w:t>
       </w:r>
     </w:p>
-    <w:bookmarkEnd w:id="19"/>
-    <w:bookmarkStart w:id="20" w:name="assessor-auditor-caveat"/>
+    <w:bookmarkEnd w:id="20"/>
+    <w:bookmarkStart w:id="21" w:name="assessor-auditor-caveat"/>
     <w:p>
       <w:pPr>
         <w:pStyle w:val="Heading2"/>
@@ -1460,8 +1777,8 @@
         <w:t xml:space="preserve">CSW provides technical evidence inputs. The customer’s qualified assessor, auditor, certifying body, or regulator determines compliance status. Validate all framework-topic mappings, control IDs, paragraph references, and section numbers in this report against the current official framework text. If the customer is being assessed against a version other than the one referenced in the framework version note above, revalidate before use.</w:t>
       </w:r>
     </w:p>
-    <w:bookmarkEnd w:id="20"/>
-    <w:bookmarkStart w:id="21" w:name="disclaimer"/>
+    <w:bookmarkEnd w:id="21"/>
+    <w:bookmarkStart w:id="22" w:name="disclaimer"/>
     <w:p>
       <w:pPr>
         <w:pStyle w:val="Heading2"/>
@@ -1478,8 +1795,8 @@
         <w:t xml:space="preserve">This report is for informational and planning purposes. It is not legal, regulatory, audit, or certification advice. Validate all mappings against the current official framework text, the customer’s environment, and qualified compliance, legal, and audit professionals.</w:t>
       </w:r>
     </w:p>
-    <w:bookmarkEnd w:id="21"/>
     <w:bookmarkEnd w:id="22"/>
+    <w:bookmarkEnd w:id="23"/>
     <w:sectPr>
       <w:footnotePr>
         <w:numRestart w:val="eachSect"/>

--- a/MAS-TRM/CSW-MAS-TRM-Compliance-Report.docx
+++ b/MAS-TRM/CSW-MAS-TRM-Compliance-Report.docx
@@ -150,13 +150,13 @@
         <w:t xml:space="preserve"> </w:t>
       </w:r>
       <w:r>
-        <w:t xml:space="preserve">they produce. The technical runbook (</w:t>
+        <w:t xml:space="preserve">they produce. The reference design (</w:t>
       </w:r>
       <w:r>
         <w:rPr>
           <w:rStyle w:val="VerbatimChar"/>
         </w:rPr>
-        <w:t xml:space="preserve">CSW-MAS-TRM-Technical-Runbook.md</w:t>
+        <w:t xml:space="preserve">CSW-MAS-TRM-Technical-Reference design.md</w:t>
       </w:r>
       <w:r>
         <w:t xml:space="preserve">) in this folder contains the deeper engineering detail.</w:t>
